--- a/TS-Kramam/TS-1.3/TS 1.3 Sanskrit Krama Paatam Corrections.docx
+++ b/TS-Kramam/TS-1.3/TS 1.3 Sanskrit Krama Paatam Corrections.docx
@@ -271,7 +271,7 @@
       </w:tblGrid>
       <w:tr>
         <w:trPr>
-          <w:trHeight w:val="1202"/>
+          <w:trHeight w:val="1188"/>
         </w:trPr>
         <w:tc>
           <w:tcPr>
@@ -290,7 +290,7 @@
               <w:rPr>
                 <w:rFonts w:eastAsia="Times New Roman" w:cs="Arial"/>
                 <w:b/>
-                <w:color w:val="000000"/>
+                <w:color w:val="EE0000"/>
                 <w:sz w:val="32"/>
                 <w:szCs w:val="36"/>
                 <w:lang w:val="en-IN" w:eastAsia="en-IN" w:bidi="ml-IN"/>
@@ -300,56 +300,12 @@
               <w:rPr>
                 <w:rFonts w:eastAsia="Times New Roman" w:cs="Arial"/>
                 <w:b/>
-                <w:color w:val="000000"/>
+                <w:color w:val="EE0000"/>
                 <w:sz w:val="32"/>
                 <w:szCs w:val="36"/>
                 <w:lang w:val="en-IN" w:eastAsia="en-IN" w:bidi="ml-IN"/>
               </w:rPr>
-              <w:t>T.S.1.3.</w:t>
-            </w:r>
-            <w:r>
-              <w:rPr>
-                <w:rFonts w:eastAsia="Times New Roman" w:cs="Arial"/>
-                <w:b/>
-                <w:color w:val="000000"/>
-                <w:sz w:val="32"/>
-                <w:szCs w:val="36"/>
-                <w:lang w:val="en-IN" w:eastAsia="en-IN" w:bidi="ml-IN"/>
-              </w:rPr>
-              <w:t>10</w:t>
-            </w:r>
-            <w:r>
-              <w:rPr>
-                <w:rFonts w:eastAsia="Times New Roman" w:cs="Arial"/>
-                <w:b/>
-                <w:color w:val="000000"/>
-                <w:sz w:val="32"/>
-                <w:szCs w:val="36"/>
-                <w:lang w:val="en-IN" w:eastAsia="en-IN" w:bidi="ml-IN"/>
-              </w:rPr>
-              <w:t>.</w:t>
-            </w:r>
-            <w:r>
-              <w:rPr>
-                <w:rFonts w:eastAsia="Times New Roman" w:cs="Arial"/>
-                <w:b/>
-                <w:color w:val="000000"/>
-                <w:sz w:val="32"/>
-                <w:szCs w:val="36"/>
-                <w:lang w:val="en-IN" w:eastAsia="en-IN" w:bidi="ml-IN"/>
-              </w:rPr>
-              <w:t>2</w:t>
-            </w:r>
-            <w:r>
-              <w:rPr>
-                <w:rFonts w:eastAsia="Times New Roman" w:cs="Arial"/>
-                <w:b/>
-                <w:color w:val="000000"/>
-                <w:sz w:val="32"/>
-                <w:szCs w:val="36"/>
-                <w:lang w:val="en-IN" w:eastAsia="en-IN" w:bidi="ml-IN"/>
-              </w:rPr>
-              <w:t xml:space="preserve"> - Kramam</w:t>
+              <w:t>T.S.1.3.9.2 - Kramam</w:t>
             </w:r>
           </w:p>
           <w:p>
@@ -363,6 +319,7 @@
                 <w:rFonts w:cs="Arial"/>
                 <w:b/>
                 <w:bCs/>
+                <w:color w:val="EE0000"/>
                 <w:sz w:val="32"/>
                 <w:szCs w:val="40"/>
                 <w:lang w:bidi="ml-IN"/>
@@ -373,265 +330,14 @@
                 <w:rFonts w:cs="Arial"/>
                 <w:b/>
                 <w:bCs/>
-                <w:sz w:val="32"/>
-                <w:szCs w:val="40"/>
-                <w:lang w:bidi="ml-IN"/>
-              </w:rPr>
-              <w:t>Krama Vaakyam No. 3</w:t>
-            </w:r>
-          </w:p>
-          <w:p>
-            <w:pPr>
-              <w:widowControl w:val="0"/>
-              <w:autoSpaceDE w:val="0"/>
-              <w:autoSpaceDN w:val="0"/>
-              <w:adjustRightInd w:val="0"/>
-              <w:spacing w:before="0" w:line="240" w:lineRule="auto"/>
-              <w:rPr>
-                <w:rFonts w:cs="Arial"/>
-                <w:bCs/>
-                <w:sz w:val="36"/>
-                <w:szCs w:val="36"/>
-                <w:lang w:bidi="ml-IN"/>
-              </w:rPr>
-            </w:pPr>
-            <w:r>
-              <w:rPr>
-                <w:rFonts w:cs="Arial"/>
-                <w:b/>
-                <w:bCs/>
-                <w:sz w:val="32"/>
-                <w:szCs w:val="40"/>
-                <w:lang w:bidi="ml-IN"/>
-              </w:rPr>
-              <w:t>Panchaati No.</w:t>
-            </w:r>
-            <w:r>
-              <w:rPr>
-                <w:rFonts w:cs="Arial"/>
-                <w:b/>
-                <w:bCs/>
-                <w:sz w:val="32"/>
-                <w:szCs w:val="40"/>
-                <w:lang w:bidi="ml-IN"/>
-              </w:rPr>
-              <w:t xml:space="preserve"> 19</w:t>
-            </w:r>
-          </w:p>
-        </w:tc>
-        <w:tc>
-          <w:tcPr>
-            <w:tcW w:w="4819" w:type="dxa"/>
-          </w:tcPr>
-          <w:p>
-            <w:pPr>
-              <w:widowControl w:val="0"/>
-              <w:autoSpaceDE w:val="0"/>
-              <w:autoSpaceDN w:val="0"/>
-              <w:adjustRightInd w:val="0"/>
-              <w:spacing w:before="0" w:line="240" w:lineRule="auto"/>
-              <w:rPr>
-                <w:rFonts w:ascii="BRH Devanagari Extra" w:hAnsi="BRH Devanagari Extra" w:cs="BRH Devanagari Extra"/>
-                <w:color w:val="000000"/>
-                <w:sz w:val="36"/>
-                <w:szCs w:val="40"/>
-                <w:lang w:bidi="ml-IN"/>
-              </w:rPr>
-            </w:pPr>
-            <w:r>
-              <w:rPr>
-                <w:rFonts w:ascii="BRH Devanagari Extra" w:hAnsi="BRH Devanagari Extra" w:cs="BRH Devanagari Extra"/>
-                <w:color w:val="000000"/>
-                <w:sz w:val="40"/>
-                <w:szCs w:val="40"/>
-                <w:lang w:bidi="ml-IN"/>
-              </w:rPr>
-              <w:t>kÉëerÉæþ mÉÔ</w:t>
-            </w:r>
-            <w:r>
-              <w:rPr>
-                <w:rFonts w:ascii="BRH Malayalam Extra" w:hAnsi="BRH Malayalam Extra" w:cs="BRH Devanagari Extra"/>
-                <w:color w:val="000000"/>
-                <w:sz w:val="32"/>
-                <w:szCs w:val="40"/>
-                <w:lang w:bidi="ml-IN"/>
-              </w:rPr>
-              <w:t>–</w:t>
-            </w:r>
-            <w:r>
-              <w:rPr>
-                <w:rFonts w:ascii="BRH Devanagari Extra" w:hAnsi="BRH Devanagari Extra" w:cs="BRH Devanagari Extra"/>
-                <w:color w:val="000000"/>
-                <w:sz w:val="40"/>
-                <w:szCs w:val="40"/>
-                <w:lang w:bidi="ml-IN"/>
-              </w:rPr>
-              <w:t>whÉÈ | mÉÔ</w:t>
-            </w:r>
-            <w:r>
-              <w:rPr>
-                <w:rFonts w:ascii="BRH Malayalam Extra" w:hAnsi="BRH Malayalam Extra" w:cs="BRH Devanagari Extra"/>
-                <w:color w:val="000000"/>
-                <w:sz w:val="32"/>
-                <w:szCs w:val="40"/>
-                <w:lang w:bidi="ml-IN"/>
-              </w:rPr>
-              <w:t>–</w:t>
-            </w:r>
-            <w:r>
-              <w:rPr>
-                <w:rFonts w:ascii="BRH Devanagari Extra" w:hAnsi="BRH Devanagari Extra" w:cs="BRH Devanagari Extra"/>
-                <w:color w:val="000000"/>
-                <w:sz w:val="40"/>
-                <w:szCs w:val="40"/>
-                <w:lang w:bidi="ml-IN"/>
-              </w:rPr>
-              <w:t>whÉÉå U</w:t>
-            </w:r>
-            <w:r>
-              <w:rPr>
-                <w:rFonts w:ascii="BRH Devanagari Extra" w:hAnsi="BRH Devanagari Extra" w:cs="BRH Devanagari Extra"/>
-                <w:color w:val="000000"/>
-                <w:sz w:val="36"/>
-                <w:szCs w:val="40"/>
-                <w:lang w:bidi="ml-IN"/>
-              </w:rPr>
-              <w:t>ò</w:t>
-            </w:r>
-            <w:r>
-              <w:rPr>
-                <w:rFonts w:ascii="BRH Devanagari Extra" w:hAnsi="BRH Devanagari Extra" w:cs="BRH Devanagari Extra"/>
-                <w:color w:val="000000"/>
-                <w:sz w:val="40"/>
-                <w:szCs w:val="40"/>
-                <w:highlight w:val="yellow"/>
-                <w:lang w:bidi="ml-IN"/>
-              </w:rPr>
-              <w:t>½</w:t>
-            </w:r>
-            <w:r>
-              <w:rPr>
-                <w:rFonts w:ascii="BRH Devanagari Extra" w:hAnsi="BRH Devanagari Extra" w:cs="BRH Devanagari Extra"/>
-                <w:color w:val="000000"/>
-                <w:sz w:val="40"/>
-                <w:szCs w:val="40"/>
-                <w:lang w:bidi="ml-IN"/>
-              </w:rPr>
-              <w:t>åÿ |</w:t>
-            </w:r>
-          </w:p>
-        </w:tc>
-        <w:tc>
-          <w:tcPr>
-            <w:tcW w:w="5245" w:type="dxa"/>
-          </w:tcPr>
-          <w:p>
-            <w:pPr>
-              <w:widowControl w:val="0"/>
-              <w:autoSpaceDE w:val="0"/>
-              <w:autoSpaceDN w:val="0"/>
-              <w:adjustRightInd w:val="0"/>
-              <w:spacing w:before="0" w:line="240" w:lineRule="auto"/>
-              <w:rPr>
-                <w:rFonts w:ascii="BRH Devanagari Extra" w:hAnsi="BRH Devanagari Extra" w:cs="BRH Devanagari Extra"/>
-                <w:color w:val="000000"/>
-                <w:sz w:val="36"/>
-                <w:szCs w:val="40"/>
-                <w:lang w:bidi="ml-IN"/>
-              </w:rPr>
-            </w:pPr>
-            <w:r>
-              <w:rPr>
-                <w:rFonts w:ascii="BRH Devanagari Extra" w:hAnsi="BRH Devanagari Extra" w:cs="BRH Devanagari Extra"/>
-                <w:color w:val="000000"/>
-                <w:sz w:val="40"/>
-                <w:szCs w:val="40"/>
-                <w:lang w:bidi="ml-IN"/>
-              </w:rPr>
-              <w:t>kÉëerÉæþ mÉÔ</w:t>
-            </w:r>
-            <w:r>
-              <w:rPr>
-                <w:rFonts w:ascii="BRH Malayalam Extra" w:hAnsi="BRH Malayalam Extra" w:cs="BRH Devanagari Extra"/>
-                <w:color w:val="000000"/>
-                <w:sz w:val="32"/>
-                <w:szCs w:val="40"/>
-                <w:lang w:bidi="ml-IN"/>
-              </w:rPr>
-              <w:t>–</w:t>
-            </w:r>
-            <w:r>
-              <w:rPr>
-                <w:rFonts w:ascii="BRH Devanagari Extra" w:hAnsi="BRH Devanagari Extra" w:cs="BRH Devanagari Extra"/>
-                <w:color w:val="000000"/>
-                <w:sz w:val="40"/>
-                <w:szCs w:val="40"/>
-                <w:lang w:bidi="ml-IN"/>
-              </w:rPr>
-              <w:t>whÉÈ | mÉÔ</w:t>
-            </w:r>
-            <w:r>
-              <w:rPr>
-                <w:rFonts w:ascii="BRH Malayalam Extra" w:hAnsi="BRH Malayalam Extra" w:cs="BRH Devanagari Extra"/>
-                <w:color w:val="000000"/>
-                <w:sz w:val="32"/>
-                <w:szCs w:val="40"/>
-                <w:lang w:bidi="ml-IN"/>
-              </w:rPr>
-              <w:t>–</w:t>
-            </w:r>
-            <w:r>
-              <w:rPr>
-                <w:rFonts w:ascii="BRH Devanagari Extra" w:hAnsi="BRH Devanagari Extra" w:cs="BRH Devanagari Extra"/>
-                <w:color w:val="000000"/>
-                <w:sz w:val="40"/>
-                <w:szCs w:val="40"/>
-                <w:lang w:bidi="ml-IN"/>
-              </w:rPr>
-              <w:t>whÉÉå U</w:t>
-            </w:r>
-            <w:r>
-              <w:rPr>
-                <w:rFonts w:ascii="BRH Devanagari Extra" w:hAnsi="BRH Devanagari Extra" w:cs="BRH Devanagari Extra"/>
-                <w:color w:val="000000"/>
-                <w:sz w:val="36"/>
-                <w:szCs w:val="40"/>
-                <w:lang w:bidi="ml-IN"/>
-              </w:rPr>
-              <w:t>ò</w:t>
-            </w:r>
-            <w:r>
-              <w:rPr>
-                <w:rFonts w:ascii="BRH Devanagari Extra" w:hAnsi="BRH Devanagari Extra" w:cs="BRH Devanagari Extra"/>
-                <w:color w:val="000000"/>
-                <w:sz w:val="40"/>
-                <w:szCs w:val="40"/>
-                <w:highlight w:val="green"/>
-                <w:lang w:bidi="ml-IN"/>
-              </w:rPr>
-              <w:t>½ÿ</w:t>
-            </w:r>
-            <w:r>
-              <w:rPr>
-                <w:rFonts w:ascii="BRH Devanagari Extra" w:hAnsi="BRH Devanagari Extra" w:cs="BRH Devanagari Extra"/>
-                <w:color w:val="000000"/>
-                <w:sz w:val="40"/>
-                <w:szCs w:val="40"/>
-                <w:lang w:bidi="ml-IN"/>
-              </w:rPr>
-              <w:t>æ |</w:t>
-            </w:r>
-          </w:p>
-        </w:tc>
-      </w:tr>
-      <w:tr>
-        <w:trPr>
-          <w:trHeight w:val="2537"/>
-        </w:trPr>
-        <w:tc>
-          <w:tcPr>
-            <w:tcW w:w="3906" w:type="dxa"/>
-          </w:tcPr>
+                <w:color w:val="EE0000"/>
+                <w:sz w:val="32"/>
+                <w:szCs w:val="40"/>
+                <w:lang w:bidi="ml-IN"/>
+              </w:rPr>
+              <w:t>Krama Vaakyam No. 8</w:t>
+            </w:r>
+          </w:p>
           <w:p>
             <w:pPr>
               <w:widowControl w:val="0"/>
@@ -645,7 +351,7 @@
               <w:rPr>
                 <w:rFonts w:eastAsia="Times New Roman" w:cs="Arial"/>
                 <w:b/>
-                <w:color w:val="000000"/>
+                <w:color w:val="EE0000"/>
                 <w:sz w:val="32"/>
                 <w:szCs w:val="36"/>
                 <w:lang w:val="en-IN" w:eastAsia="en-IN" w:bidi="ml-IN"/>
@@ -653,60 +359,22 @@
             </w:pPr>
             <w:r>
               <w:rPr>
-                <w:rFonts w:eastAsia="Times New Roman" w:cs="Arial"/>
+                <w:rFonts w:cs="Arial"/>
                 <w:b/>
-                <w:color w:val="000000"/>
-                <w:sz w:val="32"/>
-                <w:szCs w:val="36"/>
-                <w:lang w:val="en-IN" w:eastAsia="en-IN" w:bidi="ml-IN"/>
-              </w:rPr>
-              <w:t>T.S.1.3.</w:t>
-            </w:r>
-            <w:r>
-              <w:rPr>
-                <w:rFonts w:eastAsia="Times New Roman" w:cs="Arial"/>
-                <w:b/>
-                <w:color w:val="000000"/>
-                <w:sz w:val="32"/>
-                <w:szCs w:val="36"/>
-                <w:lang w:val="en-IN" w:eastAsia="en-IN" w:bidi="ml-IN"/>
-              </w:rPr>
-              <w:t>13</w:t>
-            </w:r>
-            <w:r>
-              <w:rPr>
-                <w:rFonts w:eastAsia="Times New Roman" w:cs="Arial"/>
-                <w:b/>
-                <w:color w:val="000000"/>
-                <w:sz w:val="32"/>
-                <w:szCs w:val="36"/>
-                <w:lang w:val="en-IN" w:eastAsia="en-IN" w:bidi="ml-IN"/>
-              </w:rPr>
-              <w:t>.</w:t>
-            </w:r>
-            <w:r>
-              <w:rPr>
-                <w:rFonts w:eastAsia="Times New Roman" w:cs="Arial"/>
-                <w:b/>
-                <w:color w:val="000000"/>
-                <w:sz w:val="32"/>
-                <w:szCs w:val="36"/>
-                <w:lang w:val="en-IN" w:eastAsia="en-IN" w:bidi="ml-IN"/>
-              </w:rPr>
-              <w:t>1</w:t>
-            </w:r>
-            <w:r>
-              <w:rPr>
-                <w:rFonts w:eastAsia="Times New Roman" w:cs="Arial"/>
-                <w:b/>
-                <w:color w:val="000000"/>
-                <w:sz w:val="32"/>
-                <w:szCs w:val="36"/>
-                <w:lang w:val="en-IN" w:eastAsia="en-IN" w:bidi="ml-IN"/>
-              </w:rPr>
-              <w:t xml:space="preserve"> - Kramam</w:t>
-            </w:r>
-          </w:p>
+                <w:bCs/>
+                <w:color w:val="EE0000"/>
+                <w:sz w:val="32"/>
+                <w:szCs w:val="40"/>
+                <w:lang w:bidi="ml-IN"/>
+              </w:rPr>
+              <w:t>Panchaati No. 17</w:t>
+            </w:r>
+          </w:p>
+        </w:tc>
+        <w:tc>
+          <w:tcPr>
+            <w:tcW w:w="4819" w:type="dxa"/>
+          </w:tcPr>
           <w:p>
             <w:pPr>
               <w:widowControl w:val="0"/>
@@ -715,26 +383,187 @@
               <w:adjustRightInd w:val="0"/>
               <w:spacing w:before="0" w:line="240" w:lineRule="auto"/>
               <w:rPr>
-                <w:rFonts w:cs="Arial"/>
-                <w:b/>
-                <w:bCs/>
-                <w:sz w:val="28"/>
-                <w:szCs w:val="36"/>
-                <w:lang w:val="en-IN" w:bidi="ml-IN"/>
-              </w:rPr>
-            </w:pPr>
-            <w:r>
-              <w:rPr>
-                <w:rFonts w:cs="Arial"/>
-                <w:b/>
-                <w:bCs/>
-                <w:sz w:val="28"/>
-                <w:szCs w:val="36"/>
-                <w:lang w:val="en-IN" w:bidi="ml-IN"/>
-              </w:rPr>
-              <w:t>Krama Vaakyam No. 36,38</w:t>
-            </w:r>
-          </w:p>
+                <w:rFonts w:ascii="BRH Malayalam Extra" w:eastAsia="Times New Roman" w:hAnsi="BRH Malayalam Extra" w:cs="BRH Malayalam Extra"/>
+                <w:color w:val="EE0000"/>
+                <w:sz w:val="40"/>
+                <w:szCs w:val="40"/>
+                <w:lang w:eastAsia="en-IN" w:bidi="ml-IN"/>
+              </w:rPr>
+            </w:pPr>
+            <w:r>
+              <w:rPr>
+                <w:rFonts w:ascii="BRH Devanagari Extra" w:hAnsi="BRH Devanagari Extra" w:cs="BRH Devanagari Extra"/>
+                <w:color w:val="EE0000"/>
+                <w:sz w:val="40"/>
+                <w:szCs w:val="40"/>
+                <w:lang w:bidi="ml-IN"/>
+              </w:rPr>
+              <w:t>AWûÉåÿprÉÉ</w:t>
+            </w:r>
+            <w:r>
+              <w:rPr>
+                <w:rFonts w:ascii="BRH Malayalam Extra" w:hAnsi="BRH Malayalam Extra" w:cs="BRH Devanagari Extra"/>
+                <w:color w:val="EE0000"/>
+                <w:sz w:val="32"/>
+                <w:szCs w:val="40"/>
+                <w:lang w:bidi="ml-IN"/>
+              </w:rPr>
+              <w:t>–</w:t>
+            </w:r>
+            <w:r>
+              <w:rPr>
+                <w:rFonts w:ascii="BRH Devanagari Extra" w:hAnsi="BRH Devanagari Extra" w:cs="BRH Devanagari Extra"/>
+                <w:color w:val="EE0000"/>
+                <w:sz w:val="40"/>
+                <w:szCs w:val="40"/>
+                <w:lang w:bidi="ml-IN"/>
+              </w:rPr>
+              <w:t>ÍqÉ</w:t>
+            </w:r>
+            <w:r>
+              <w:rPr>
+                <w:rFonts w:ascii="BRH Devanagari Extra" w:hAnsi="BRH Devanagari Extra" w:cs="BRH Devanagari Extra"/>
+                <w:color w:val="EE0000"/>
+                <w:sz w:val="40"/>
+                <w:szCs w:val="40"/>
+                <w:highlight w:val="yellow"/>
+                <w:lang w:bidi="ml-IN"/>
+              </w:rPr>
+              <w:t>irÉ</w:t>
+            </w:r>
+            <w:r>
+              <w:rPr>
+                <w:rFonts w:ascii="BRH Devanagari Extra" w:hAnsi="BRH Devanagari Extra" w:cs="BRH Devanagari Extra"/>
+                <w:color w:val="EE0000"/>
+                <w:sz w:val="40"/>
+                <w:szCs w:val="40"/>
+                <w:lang w:bidi="ml-IN"/>
+              </w:rPr>
+              <w:t>þWûÈ - prÉÉ</w:t>
+            </w:r>
+            <w:r>
+              <w:rPr>
+                <w:rFonts w:ascii="BRH Malayalam Extra" w:hAnsi="BRH Malayalam Extra" w:cs="BRH Devanagari Extra"/>
+                <w:color w:val="EE0000"/>
+                <w:sz w:val="32"/>
+                <w:szCs w:val="40"/>
+                <w:lang w:bidi="ml-IN"/>
+              </w:rPr>
+              <w:t>–</w:t>
+            </w:r>
+            <w:r>
+              <w:rPr>
+                <w:rFonts w:ascii="BRH Devanagari Extra" w:hAnsi="BRH Devanagari Extra" w:cs="BRH Devanagari Extra"/>
+                <w:color w:val="EE0000"/>
+                <w:sz w:val="40"/>
+                <w:szCs w:val="40"/>
+                <w:lang w:bidi="ml-IN"/>
+              </w:rPr>
+              <w:t>qÉç |</w:t>
+            </w:r>
+          </w:p>
+        </w:tc>
+        <w:tc>
+          <w:tcPr>
+            <w:tcW w:w="5245" w:type="dxa"/>
+          </w:tcPr>
+          <w:p>
+            <w:pPr>
+              <w:widowControl w:val="0"/>
+              <w:autoSpaceDE w:val="0"/>
+              <w:autoSpaceDN w:val="0"/>
+              <w:adjustRightInd w:val="0"/>
+              <w:spacing w:before="0" w:line="240" w:lineRule="auto"/>
+              <w:rPr>
+                <w:rFonts w:ascii="BRH Malayalam Extra" w:eastAsia="Times New Roman" w:hAnsi="BRH Malayalam Extra" w:cs="BRH Malayalam Extra"/>
+                <w:color w:val="EE0000"/>
+                <w:sz w:val="40"/>
+                <w:szCs w:val="40"/>
+                <w:lang w:eastAsia="en-IN" w:bidi="ml-IN"/>
+              </w:rPr>
+            </w:pPr>
+            <w:r>
+              <w:rPr>
+                <w:rFonts w:ascii="BRH Devanagari Extra" w:hAnsi="BRH Devanagari Extra" w:cs="BRH Devanagari Extra"/>
+                <w:color w:val="EE0000"/>
+                <w:sz w:val="40"/>
+                <w:szCs w:val="40"/>
+                <w:lang w:bidi="ml-IN"/>
+              </w:rPr>
+              <w:t>AWûÉåÿprÉÉ</w:t>
+            </w:r>
+            <w:r>
+              <w:rPr>
+                <w:rFonts w:ascii="BRH Malayalam Extra" w:hAnsi="BRH Malayalam Extra" w:cs="BRH Devanagari Extra"/>
+                <w:color w:val="EE0000"/>
+                <w:sz w:val="32"/>
+                <w:szCs w:val="40"/>
+                <w:lang w:bidi="ml-IN"/>
+              </w:rPr>
+              <w:t>–</w:t>
+            </w:r>
+            <w:r>
+              <w:rPr>
+                <w:rFonts w:ascii="BRH Devanagari Extra" w:hAnsi="BRH Devanagari Extra" w:cs="BRH Devanagari Extra"/>
+                <w:color w:val="EE0000"/>
+                <w:sz w:val="40"/>
+                <w:szCs w:val="40"/>
+                <w:lang w:bidi="ml-IN"/>
+              </w:rPr>
+              <w:t>ÍqÉirÉ</w:t>
+            </w:r>
+            <w:r>
+              <w:rPr>
+                <w:rFonts w:ascii="BRH Devanagari Extra" w:hAnsi="BRH Devanagari Extra" w:cs="BRH Devanagari Extra"/>
+                <w:color w:val="EE0000"/>
+                <w:sz w:val="40"/>
+                <w:szCs w:val="40"/>
+                <w:highlight w:val="green"/>
+                <w:lang w:bidi="ml-IN"/>
+              </w:rPr>
+              <w:t>Wû</w:t>
+            </w:r>
+            <w:r>
+              <w:rPr>
+                <w:rFonts w:ascii="BRH Devanagari Extra" w:hAnsi="BRH Devanagari Extra" w:cs="BRH Devanagari Extra"/>
+                <w:color w:val="EE0000"/>
+                <w:sz w:val="40"/>
+                <w:szCs w:val="40"/>
+                <w:lang w:bidi="ml-IN"/>
+              </w:rPr>
+              <w:t>þÈ - prÉÉ</w:t>
+            </w:r>
+            <w:r>
+              <w:rPr>
+                <w:rFonts w:ascii="BRH Malayalam Extra" w:hAnsi="BRH Malayalam Extra" w:cs="BRH Devanagari Extra"/>
+                <w:color w:val="EE0000"/>
+                <w:sz w:val="32"/>
+                <w:szCs w:val="40"/>
+                <w:lang w:bidi="ml-IN"/>
+              </w:rPr>
+              <w:t>–</w:t>
+            </w:r>
+            <w:r>
+              <w:rPr>
+                <w:rFonts w:ascii="BRH Devanagari Extra" w:hAnsi="BRH Devanagari Extra" w:cs="BRH Devanagari Extra"/>
+                <w:color w:val="EE0000"/>
+                <w:sz w:val="40"/>
+                <w:szCs w:val="40"/>
+                <w:lang w:bidi="ml-IN"/>
+              </w:rPr>
+              <w:t>qÉç |</w:t>
+            </w:r>
+          </w:p>
+        </w:tc>
+      </w:tr>
+      <w:tr>
+        <w:trPr>
+          <w:trHeight w:val="1202"/>
+        </w:trPr>
+        <w:tc>
+          <w:tcPr>
+            <w:tcW w:w="3906" w:type="dxa"/>
+          </w:tcPr>
           <w:p>
             <w:pPr>
               <w:widowControl w:val="0"/>
@@ -751,19 +580,129 @@
                 <w:color w:val="000000"/>
                 <w:sz w:val="32"/>
                 <w:szCs w:val="36"/>
-                <w:lang w:val="it-IT" w:eastAsia="en-IN" w:bidi="ml-IN"/>
-              </w:rPr>
-            </w:pPr>
-            <w:r>
+                <w:lang w:val="en-IN" w:eastAsia="en-IN" w:bidi="ml-IN"/>
+              </w:rPr>
+            </w:pPr>
+            <w:r>
+              <w:rPr>
+                <w:rFonts w:eastAsia="Times New Roman" w:cs="Arial"/>
+                <w:b/>
+                <w:color w:val="000000"/>
+                <w:sz w:val="32"/>
+                <w:szCs w:val="36"/>
+                <w:lang w:val="en-IN" w:eastAsia="en-IN" w:bidi="ml-IN"/>
+              </w:rPr>
+              <w:t>T.S.1.3.</w:t>
+            </w:r>
+            <w:r>
+              <w:rPr>
+                <w:rFonts w:eastAsia="Times New Roman" w:cs="Arial"/>
+                <w:b/>
+                <w:color w:val="000000"/>
+                <w:sz w:val="32"/>
+                <w:szCs w:val="36"/>
+                <w:lang w:val="en-IN" w:eastAsia="en-IN" w:bidi="ml-IN"/>
+              </w:rPr>
+              <w:t>10</w:t>
+            </w:r>
+            <w:r>
+              <w:rPr>
+                <w:rFonts w:eastAsia="Times New Roman" w:cs="Arial"/>
+                <w:b/>
+                <w:color w:val="000000"/>
+                <w:sz w:val="32"/>
+                <w:szCs w:val="36"/>
+                <w:lang w:val="en-IN" w:eastAsia="en-IN" w:bidi="ml-IN"/>
+              </w:rPr>
+              <w:t>.</w:t>
+            </w:r>
+            <w:r>
+              <w:rPr>
+                <w:rFonts w:eastAsia="Times New Roman" w:cs="Arial"/>
+                <w:b/>
+                <w:color w:val="000000"/>
+                <w:sz w:val="32"/>
+                <w:szCs w:val="36"/>
+                <w:lang w:val="en-IN" w:eastAsia="en-IN" w:bidi="ml-IN"/>
+              </w:rPr>
+              <w:t>2</w:t>
+            </w:r>
+            <w:r>
+              <w:rPr>
+                <w:rFonts w:eastAsia="Times New Roman" w:cs="Arial"/>
+                <w:b/>
+                <w:color w:val="000000"/>
+                <w:sz w:val="32"/>
+                <w:szCs w:val="36"/>
+                <w:lang w:val="en-IN" w:eastAsia="en-IN" w:bidi="ml-IN"/>
+              </w:rPr>
+              <w:t xml:space="preserve"> - Kramam</w:t>
+            </w:r>
+          </w:p>
+          <w:p>
+            <w:pPr>
+              <w:widowControl w:val="0"/>
+              <w:autoSpaceDE w:val="0"/>
+              <w:autoSpaceDN w:val="0"/>
+              <w:adjustRightInd w:val="0"/>
+              <w:spacing w:before="0" w:line="240" w:lineRule="auto"/>
               <w:rPr>
                 <w:rFonts w:cs="Arial"/>
                 <w:b/>
                 <w:bCs/>
                 <w:sz w:val="32"/>
                 <w:szCs w:val="40"/>
-                <w:lang w:val="it-IT" w:bidi="ml-IN"/>
-              </w:rPr>
-              <w:t>Panchaati No. 19</w:t>
+                <w:lang w:bidi="ml-IN"/>
+              </w:rPr>
+            </w:pPr>
+            <w:r>
+              <w:rPr>
+                <w:rFonts w:cs="Arial"/>
+                <w:b/>
+                <w:bCs/>
+                <w:sz w:val="32"/>
+                <w:szCs w:val="40"/>
+                <w:lang w:bidi="ml-IN"/>
+              </w:rPr>
+              <w:t>Krama Vaakyam No. 3</w:t>
+            </w:r>
+          </w:p>
+          <w:p>
+            <w:pPr>
+              <w:widowControl w:val="0"/>
+              <w:autoSpaceDE w:val="0"/>
+              <w:autoSpaceDN w:val="0"/>
+              <w:adjustRightInd w:val="0"/>
+              <w:spacing w:before="0" w:line="240" w:lineRule="auto"/>
+              <w:rPr>
+                <w:rFonts w:cs="Arial"/>
+                <w:bCs/>
+                <w:sz w:val="36"/>
+                <w:szCs w:val="36"/>
+                <w:lang w:bidi="ml-IN"/>
+              </w:rPr>
+            </w:pPr>
+            <w:r>
+              <w:rPr>
+                <w:rFonts w:cs="Arial"/>
+                <w:b/>
+                <w:bCs/>
+                <w:sz w:val="32"/>
+                <w:szCs w:val="40"/>
+                <w:lang w:bidi="ml-IN"/>
+              </w:rPr>
+              <w:t>Panchaati No.</w:t>
+            </w:r>
+            <w:r>
+              <w:rPr>
+                <w:rFonts w:cs="Arial"/>
+                <w:b/>
+                <w:bCs/>
+                <w:sz w:val="32"/>
+                <w:szCs w:val="40"/>
+                <w:lang w:bidi="ml-IN"/>
+              </w:rPr>
+              <w:t xml:space="preserve"> 19</w:t>
             </w:r>
           </w:p>
         </w:tc>
@@ -781,40 +720,70 @@
               <w:rPr>
                 <w:rFonts w:ascii="BRH Devanagari Extra" w:hAnsi="BRH Devanagari Extra" w:cs="BRH Devanagari Extra"/>
                 <w:color w:val="000000"/>
-                <w:sz w:val="40"/>
-                <w:szCs w:val="40"/>
-                <w:lang w:val="it-IT" w:bidi="ml-IN"/>
-              </w:rPr>
-            </w:pPr>
-            <w:r>
-              <w:rPr>
-                <w:rFonts w:ascii="BRH Devanagari Extra" w:hAnsi="BRH Devanagari Extra" w:cs="BRH Devanagari Extra"/>
-                <w:color w:val="000000"/>
-                <w:sz w:val="40"/>
-                <w:szCs w:val="40"/>
-                <w:lang w:val="it-IT" w:bidi="ml-IN"/>
-              </w:rPr>
-              <w:t>mÉë</w:t>
-            </w:r>
-            <w:r>
-              <w:rPr>
-                <w:rFonts w:ascii="BRH Malayalam Extra" w:hAnsi="BRH Malayalam Extra" w:cs="BRH Devanagari Extra"/>
-                <w:color w:val="000000"/>
-                <w:sz w:val="32"/>
-                <w:szCs w:val="40"/>
-                <w:lang w:val="it-IT" w:bidi="ml-IN"/>
-              </w:rPr>
-              <w:t>–</w:t>
-            </w:r>
-            <w:r>
-              <w:rPr>
-                <w:rFonts w:ascii="BRH Devanagari Extra" w:hAnsi="BRH Devanagari Extra" w:cs="BRH Devanagari Extra"/>
-                <w:color w:val="000000"/>
-                <w:sz w:val="40"/>
-                <w:szCs w:val="40"/>
-                <w:lang w:val="it-IT" w:bidi="ml-IN"/>
-              </w:rPr>
-              <w:t>eÉÉxi</w:t>
+                <w:sz w:val="36"/>
+                <w:szCs w:val="40"/>
+                <w:lang w:bidi="ml-IN"/>
+              </w:rPr>
+            </w:pPr>
+            <w:r>
+              <w:rPr>
+                <w:rFonts w:ascii="BRH Devanagari Extra" w:hAnsi="BRH Devanagari Extra" w:cs="BRH Devanagari Extra"/>
+                <w:color w:val="000000"/>
+                <w:sz w:val="40"/>
+                <w:szCs w:val="40"/>
+                <w:lang w:bidi="ml-IN"/>
+              </w:rPr>
+              <w:t>kÉëerÉæþ mÉÔ</w:t>
+            </w:r>
+            <w:r>
+              <w:rPr>
+                <w:rFonts w:ascii="BRH Malayalam Extra" w:hAnsi="BRH Malayalam Extra" w:cs="BRH Devanagari Extra"/>
+                <w:color w:val="000000"/>
+                <w:sz w:val="32"/>
+                <w:szCs w:val="40"/>
+                <w:lang w:bidi="ml-IN"/>
+              </w:rPr>
+              <w:t>–</w:t>
+            </w:r>
+            <w:r>
+              <w:rPr>
+                <w:rFonts w:ascii="BRH Devanagari Extra" w:hAnsi="BRH Devanagari Extra" w:cs="BRH Devanagari Extra"/>
+                <w:color w:val="000000"/>
+                <w:sz w:val="40"/>
+                <w:szCs w:val="40"/>
+                <w:lang w:bidi="ml-IN"/>
+              </w:rPr>
+              <w:t>whÉÈ | mÉÔ</w:t>
+            </w:r>
+            <w:r>
+              <w:rPr>
+                <w:rFonts w:ascii="BRH Malayalam Extra" w:hAnsi="BRH Malayalam Extra" w:cs="BRH Devanagari Extra"/>
+                <w:color w:val="000000"/>
+                <w:sz w:val="32"/>
+                <w:szCs w:val="40"/>
+                <w:lang w:bidi="ml-IN"/>
+              </w:rPr>
+              <w:t>–</w:t>
+            </w:r>
+            <w:r>
+              <w:rPr>
+                <w:rFonts w:ascii="BRH Devanagari Extra" w:hAnsi="BRH Devanagari Extra" w:cs="BRH Devanagari Extra"/>
+                <w:color w:val="000000"/>
+                <w:sz w:val="40"/>
+                <w:szCs w:val="40"/>
+                <w:lang w:bidi="ml-IN"/>
+              </w:rPr>
+              <w:t>whÉÉå U</w:t>
+            </w:r>
+            <w:r>
+              <w:rPr>
+                <w:rFonts w:ascii="BRH Devanagari Extra" w:hAnsi="BRH Devanagari Extra" w:cs="BRH Devanagari Extra"/>
+                <w:color w:val="000000"/>
+                <w:sz w:val="36"/>
+                <w:szCs w:val="40"/>
+                <w:lang w:bidi="ml-IN"/>
+              </w:rPr>
+              <w:t>ò</w:t>
             </w:r>
             <w:r>
               <w:rPr>
@@ -823,122 +792,19 @@
                 <w:sz w:val="40"/>
                 <w:szCs w:val="40"/>
                 <w:highlight w:val="yellow"/>
-                <w:lang w:val="it-IT" w:bidi="ml-IN"/>
-              </w:rPr>
-              <w:t>uÉÉ</w:t>
-            </w:r>
-            <w:r>
-              <w:rPr>
-                <w:rFonts w:ascii="BRH Devanagari Extra" w:hAnsi="BRH Devanagari Extra" w:cs="BRH Devanagari Extra"/>
-                <w:color w:val="000000"/>
-                <w:sz w:val="40"/>
-                <w:szCs w:val="40"/>
-                <w:lang w:val="it-IT" w:bidi="ml-IN"/>
-              </w:rPr>
-              <w:t xml:space="preserve">qÉç | </w:t>
-            </w:r>
-          </w:p>
-          <w:p>
-            <w:pPr>
-              <w:widowControl w:val="0"/>
-              <w:autoSpaceDE w:val="0"/>
-              <w:autoSpaceDN w:val="0"/>
-              <w:adjustRightInd w:val="0"/>
-              <w:spacing w:before="0" w:line="240" w:lineRule="auto"/>
-              <w:rPr>
-                <w:rFonts w:ascii="BRH Devanagari Extra" w:hAnsi="BRH Devanagari Extra" w:cs="BRH Devanagari Extra"/>
-                <w:color w:val="000000"/>
-                <w:sz w:val="40"/>
-                <w:szCs w:val="40"/>
-                <w:lang w:val="it-IT" w:bidi="ml-IN"/>
-              </w:rPr>
-            </w:pPr>
-            <w:r>
-              <w:rPr>
-                <w:rFonts w:ascii="BRH Devanagari Extra" w:hAnsi="BRH Devanagari Extra" w:cs="BRH Devanagari Extra"/>
-                <w:color w:val="000000"/>
-                <w:sz w:val="40"/>
-                <w:szCs w:val="40"/>
-                <w:lang w:val="it-IT" w:bidi="ml-IN"/>
-              </w:rPr>
-              <w:t>mÉë</w:t>
-            </w:r>
-            <w:r>
-              <w:rPr>
-                <w:rFonts w:ascii="BRH Malayalam Extra" w:hAnsi="BRH Malayalam Extra" w:cs="BRH Devanagari Extra"/>
-                <w:color w:val="000000"/>
-                <w:sz w:val="32"/>
-                <w:szCs w:val="40"/>
-                <w:lang w:val="it-IT" w:bidi="ml-IN"/>
-              </w:rPr>
-              <w:t>–</w:t>
-            </w:r>
-            <w:r>
-              <w:rPr>
-                <w:rFonts w:ascii="BRH Devanagari Extra" w:hAnsi="BRH Devanagari Extra" w:cs="BRH Devanagari Extra"/>
-                <w:color w:val="000000"/>
-                <w:sz w:val="40"/>
-                <w:szCs w:val="40"/>
-                <w:lang w:val="it-IT" w:bidi="ml-IN"/>
-              </w:rPr>
-              <w:t xml:space="preserve">eÉÉ CÌiÉþ mÉë - eÉÉÈ | </w:t>
-            </w:r>
-          </w:p>
-          <w:p>
-            <w:pPr>
-              <w:widowControl w:val="0"/>
-              <w:autoSpaceDE w:val="0"/>
-              <w:autoSpaceDN w:val="0"/>
-              <w:adjustRightInd w:val="0"/>
-              <w:spacing w:before="0" w:line="240" w:lineRule="auto"/>
-              <w:rPr>
-                <w:rFonts w:ascii="BRH Malayalam Extra" w:eastAsia="Times New Roman" w:hAnsi="BRH Malayalam Extra" w:cs="BRH Malayalam Extra"/>
-                <w:color w:val="000000"/>
-                <w:sz w:val="40"/>
-                <w:szCs w:val="40"/>
-                <w:lang w:val="it-IT" w:eastAsia="en-IN" w:bidi="ml-IN"/>
-              </w:rPr>
-            </w:pPr>
-            <w:r>
-              <w:rPr>
-                <w:rFonts w:ascii="BRH Devanagari Extra" w:hAnsi="BRH Devanagari Extra" w:cs="BRH Devanagari Extra"/>
-                <w:color w:val="000000"/>
-                <w:sz w:val="40"/>
-                <w:szCs w:val="40"/>
-                <w:highlight w:val="yellow"/>
-                <w:lang w:val="it-IT" w:bidi="ml-IN"/>
-              </w:rPr>
-              <w:t>iuÉÉ</w:t>
-            </w:r>
-            <w:r>
-              <w:rPr>
-                <w:rFonts w:ascii="BRH Devanagari Extra" w:hAnsi="BRH Devanagari Extra" w:cs="BRH Devanagari Extra"/>
-                <w:color w:val="000000"/>
-                <w:sz w:val="40"/>
-                <w:szCs w:val="40"/>
-                <w:lang w:val="it-IT" w:bidi="ml-IN"/>
-              </w:rPr>
-              <w:t xml:space="preserve"> qÉÑ</w:t>
-            </w:r>
-            <w:r>
-              <w:rPr>
-                <w:rFonts w:ascii="BRH Malayalam Extra" w:hAnsi="BRH Malayalam Extra" w:cs="BRH Devanagari Extra"/>
-                <w:color w:val="000000"/>
-                <w:sz w:val="32"/>
-                <w:szCs w:val="40"/>
-                <w:lang w:val="it-IT" w:bidi="ml-IN"/>
-              </w:rPr>
-              <w:t>–</w:t>
-            </w:r>
-            <w:r>
-              <w:rPr>
-                <w:rFonts w:ascii="BRH Devanagari Extra" w:hAnsi="BRH Devanagari Extra" w:cs="BRH Devanagari Extra"/>
-                <w:color w:val="000000"/>
-                <w:sz w:val="40"/>
-                <w:szCs w:val="40"/>
-                <w:lang w:val="it-IT" w:bidi="ml-IN"/>
-              </w:rPr>
-              <w:t>mÉÉuÉþUÉåWûliÉÑ |</w:t>
+                <w:lang w:bidi="ml-IN"/>
+              </w:rPr>
+              <w:t>½</w:t>
+            </w:r>
+            <w:r>
+              <w:rPr>
+                <w:rFonts w:ascii="BRH Devanagari Extra" w:hAnsi="BRH Devanagari Extra" w:cs="BRH Devanagari Extra"/>
+                <w:color w:val="000000"/>
+                <w:sz w:val="40"/>
+                <w:szCs w:val="40"/>
+                <w:lang w:bidi="ml-IN"/>
+              </w:rPr>
+              <w:t>åÿ |</w:t>
             </w:r>
           </w:p>
         </w:tc>
@@ -956,40 +822,70 @@
               <w:rPr>
                 <w:rFonts w:ascii="BRH Devanagari Extra" w:hAnsi="BRH Devanagari Extra" w:cs="BRH Devanagari Extra"/>
                 <w:color w:val="000000"/>
-                <w:sz w:val="40"/>
-                <w:szCs w:val="40"/>
-                <w:lang w:val="it-IT" w:bidi="ml-IN"/>
-              </w:rPr>
-            </w:pPr>
-            <w:r>
-              <w:rPr>
-                <w:rFonts w:ascii="BRH Devanagari Extra" w:hAnsi="BRH Devanagari Extra" w:cs="BRH Devanagari Extra"/>
-                <w:color w:val="000000"/>
-                <w:sz w:val="40"/>
-                <w:szCs w:val="40"/>
-                <w:lang w:val="it-IT" w:bidi="ml-IN"/>
-              </w:rPr>
-              <w:t>mÉë</w:t>
-            </w:r>
-            <w:r>
-              <w:rPr>
-                <w:rFonts w:ascii="BRH Malayalam Extra" w:hAnsi="BRH Malayalam Extra" w:cs="BRH Devanagari Extra"/>
-                <w:color w:val="000000"/>
-                <w:sz w:val="32"/>
-                <w:szCs w:val="40"/>
-                <w:lang w:val="it-IT" w:bidi="ml-IN"/>
-              </w:rPr>
-              <w:t>–</w:t>
-            </w:r>
-            <w:r>
-              <w:rPr>
-                <w:rFonts w:ascii="BRH Devanagari Extra" w:hAnsi="BRH Devanagari Extra" w:cs="BRH Devanagari Extra"/>
-                <w:color w:val="000000"/>
-                <w:sz w:val="40"/>
-                <w:szCs w:val="40"/>
-                <w:lang w:val="it-IT" w:bidi="ml-IN"/>
-              </w:rPr>
-              <w:t>eÉÉx</w:t>
+                <w:sz w:val="36"/>
+                <w:szCs w:val="40"/>
+                <w:lang w:bidi="ml-IN"/>
+              </w:rPr>
+            </w:pPr>
+            <w:r>
+              <w:rPr>
+                <w:rFonts w:ascii="BRH Devanagari Extra" w:hAnsi="BRH Devanagari Extra" w:cs="BRH Devanagari Extra"/>
+                <w:color w:val="000000"/>
+                <w:sz w:val="40"/>
+                <w:szCs w:val="40"/>
+                <w:lang w:bidi="ml-IN"/>
+              </w:rPr>
+              <w:t>kÉëerÉæþ mÉÔ</w:t>
+            </w:r>
+            <w:r>
+              <w:rPr>
+                <w:rFonts w:ascii="BRH Malayalam Extra" w:hAnsi="BRH Malayalam Extra" w:cs="BRH Devanagari Extra"/>
+                <w:color w:val="000000"/>
+                <w:sz w:val="32"/>
+                <w:szCs w:val="40"/>
+                <w:lang w:bidi="ml-IN"/>
+              </w:rPr>
+              <w:t>–</w:t>
+            </w:r>
+            <w:r>
+              <w:rPr>
+                <w:rFonts w:ascii="BRH Devanagari Extra" w:hAnsi="BRH Devanagari Extra" w:cs="BRH Devanagari Extra"/>
+                <w:color w:val="000000"/>
+                <w:sz w:val="40"/>
+                <w:szCs w:val="40"/>
+                <w:lang w:bidi="ml-IN"/>
+              </w:rPr>
+              <w:t>whÉÈ | mÉÔ</w:t>
+            </w:r>
+            <w:r>
+              <w:rPr>
+                <w:rFonts w:ascii="BRH Malayalam Extra" w:hAnsi="BRH Malayalam Extra" w:cs="BRH Devanagari Extra"/>
+                <w:color w:val="000000"/>
+                <w:sz w:val="32"/>
+                <w:szCs w:val="40"/>
+                <w:lang w:bidi="ml-IN"/>
+              </w:rPr>
+              <w:t>–</w:t>
+            </w:r>
+            <w:r>
+              <w:rPr>
+                <w:rFonts w:ascii="BRH Devanagari Extra" w:hAnsi="BRH Devanagari Extra" w:cs="BRH Devanagari Extra"/>
+                <w:color w:val="000000"/>
+                <w:sz w:val="40"/>
+                <w:szCs w:val="40"/>
+                <w:lang w:bidi="ml-IN"/>
+              </w:rPr>
+              <w:t>whÉÉå U</w:t>
+            </w:r>
+            <w:r>
+              <w:rPr>
+                <w:rFonts w:ascii="BRH Devanagari Extra" w:hAnsi="BRH Devanagari Extra" w:cs="BRH Devanagari Extra"/>
+                <w:color w:val="000000"/>
+                <w:sz w:val="36"/>
+                <w:szCs w:val="40"/>
+                <w:lang w:bidi="ml-IN"/>
+              </w:rPr>
+              <w:t>ò</w:t>
             </w:r>
             <w:r>
               <w:rPr>
@@ -998,122 +894,19 @@
                 <w:sz w:val="40"/>
                 <w:szCs w:val="40"/>
                 <w:highlight w:val="green"/>
-                <w:lang w:val="it-IT" w:bidi="ml-IN"/>
-              </w:rPr>
-              <w:t>iuÉqÉç</w:t>
-            </w:r>
-            <w:r>
-              <w:rPr>
-                <w:rFonts w:ascii="BRH Devanagari Extra" w:hAnsi="BRH Devanagari Extra" w:cs="BRH Devanagari Extra"/>
-                <w:color w:val="000000"/>
-                <w:sz w:val="40"/>
-                <w:szCs w:val="40"/>
-                <w:lang w:val="it-IT" w:bidi="ml-IN"/>
-              </w:rPr>
-              <w:t xml:space="preserve"> | </w:t>
-            </w:r>
-          </w:p>
-          <w:p>
-            <w:pPr>
-              <w:widowControl w:val="0"/>
-              <w:autoSpaceDE w:val="0"/>
-              <w:autoSpaceDN w:val="0"/>
-              <w:adjustRightInd w:val="0"/>
-              <w:spacing w:before="0" w:line="240" w:lineRule="auto"/>
-              <w:rPr>
-                <w:rFonts w:ascii="BRH Devanagari Extra" w:hAnsi="BRH Devanagari Extra" w:cs="BRH Devanagari Extra"/>
-                <w:color w:val="000000"/>
-                <w:sz w:val="40"/>
-                <w:szCs w:val="40"/>
-                <w:lang w:val="it-IT" w:bidi="ml-IN"/>
-              </w:rPr>
-            </w:pPr>
-            <w:r>
-              <w:rPr>
-                <w:rFonts w:ascii="BRH Devanagari Extra" w:hAnsi="BRH Devanagari Extra" w:cs="BRH Devanagari Extra"/>
-                <w:color w:val="000000"/>
-                <w:sz w:val="40"/>
-                <w:szCs w:val="40"/>
-                <w:lang w:val="it-IT" w:bidi="ml-IN"/>
-              </w:rPr>
-              <w:t>mÉë</w:t>
-            </w:r>
-            <w:r>
-              <w:rPr>
-                <w:rFonts w:ascii="BRH Malayalam Extra" w:hAnsi="BRH Malayalam Extra" w:cs="BRH Devanagari Extra"/>
-                <w:color w:val="000000"/>
-                <w:sz w:val="32"/>
-                <w:szCs w:val="40"/>
-                <w:lang w:val="it-IT" w:bidi="ml-IN"/>
-              </w:rPr>
-              <w:t>–</w:t>
-            </w:r>
-            <w:r>
-              <w:rPr>
-                <w:rFonts w:ascii="BRH Devanagari Extra" w:hAnsi="BRH Devanagari Extra" w:cs="BRH Devanagari Extra"/>
-                <w:color w:val="000000"/>
-                <w:sz w:val="40"/>
-                <w:szCs w:val="40"/>
-                <w:lang w:val="it-IT" w:bidi="ml-IN"/>
-              </w:rPr>
-              <w:t xml:space="preserve">eÉÉ CÌiÉþ mÉë - eÉÉÈ | </w:t>
-            </w:r>
-          </w:p>
-          <w:p>
-            <w:pPr>
-              <w:widowControl w:val="0"/>
-              <w:autoSpaceDE w:val="0"/>
-              <w:autoSpaceDN w:val="0"/>
-              <w:adjustRightInd w:val="0"/>
-              <w:spacing w:before="0" w:line="240" w:lineRule="auto"/>
-              <w:rPr>
-                <w:rFonts w:ascii="BRH Malayalam Extra" w:eastAsia="Times New Roman" w:hAnsi="BRH Malayalam Extra" w:cs="BRH Malayalam Extra"/>
-                <w:color w:val="000000"/>
-                <w:sz w:val="40"/>
-                <w:szCs w:val="40"/>
-                <w:lang w:val="en-IN" w:eastAsia="en-IN" w:bidi="ml-IN"/>
-              </w:rPr>
-            </w:pPr>
-            <w:r>
-              <w:rPr>
-                <w:rFonts w:ascii="BRH Devanagari Extra" w:hAnsi="BRH Devanagari Extra" w:cs="BRH Devanagari Extra"/>
-                <w:color w:val="000000"/>
-                <w:sz w:val="40"/>
-                <w:szCs w:val="40"/>
-                <w:highlight w:val="green"/>
-                <w:lang w:bidi="ml-IN"/>
-              </w:rPr>
-              <w:t>iuÉ</w:t>
-            </w:r>
-            <w:r>
-              <w:rPr>
-                <w:rFonts w:ascii="BRH Devanagari Extra" w:hAnsi="BRH Devanagari Extra" w:cs="BRH Devanagari Extra"/>
-                <w:color w:val="000000"/>
-                <w:sz w:val="40"/>
-                <w:szCs w:val="40"/>
-                <w:lang w:bidi="ml-IN"/>
-              </w:rPr>
-              <w:t>qÉÑ</w:t>
-            </w:r>
-            <w:r>
-              <w:rPr>
-                <w:rFonts w:ascii="BRH Malayalam Extra" w:hAnsi="BRH Malayalam Extra" w:cs="BRH Devanagari Extra"/>
-                <w:color w:val="000000"/>
-                <w:sz w:val="32"/>
-                <w:szCs w:val="40"/>
-                <w:lang w:bidi="ml-IN"/>
-              </w:rPr>
-              <w:t>–</w:t>
-            </w:r>
-            <w:r>
-              <w:rPr>
-                <w:rFonts w:ascii="BRH Devanagari Extra" w:hAnsi="BRH Devanagari Extra" w:cs="BRH Devanagari Extra"/>
-                <w:color w:val="000000"/>
-                <w:sz w:val="40"/>
-                <w:szCs w:val="40"/>
-                <w:lang w:bidi="ml-IN"/>
-              </w:rPr>
-              <w:t>mÉÉuÉþUÉåWûliÉÑ |</w:t>
+                <w:lang w:bidi="ml-IN"/>
+              </w:rPr>
+              <w:t>½ÿ</w:t>
+            </w:r>
+            <w:r>
+              <w:rPr>
+                <w:rFonts w:ascii="BRH Devanagari Extra" w:hAnsi="BRH Devanagari Extra" w:cs="BRH Devanagari Extra"/>
+                <w:color w:val="000000"/>
+                <w:sz w:val="40"/>
+                <w:szCs w:val="40"/>
+                <w:lang w:bidi="ml-IN"/>
+              </w:rPr>
+              <w:t>æ |</w:t>
             </w:r>
           </w:p>
         </w:tc>
@@ -1719,6 +1512,7 @@
                 <w:sz w:val="32"/>
                 <w:szCs w:val="32"/>
               </w:rPr>
+              <w:lastRenderedPageBreak/>
               <w:t>Section, Paragraph</w:t>
             </w:r>
           </w:p>
@@ -3225,7 +3019,6 @@
           <w:szCs w:val="32"/>
           <w:u w:val="single"/>
         </w:rPr>
-        <w:lastRenderedPageBreak/>
         <w:t xml:space="preserve">TS </w:t>
       </w:r>
       <w:r>
@@ -3370,6 +3163,7 @@
                 <w:sz w:val="32"/>
                 <w:szCs w:val="32"/>
               </w:rPr>
+              <w:lastRenderedPageBreak/>
               <w:t>Reference</w:t>
             </w:r>
           </w:p>
@@ -3392,6 +3186,7 @@
                 <w:sz w:val="32"/>
                 <w:szCs w:val="32"/>
               </w:rPr>
+              <w:lastRenderedPageBreak/>
               <w:t>As Printed</w:t>
             </w:r>
           </w:p>
@@ -5296,7 +5091,6 @@
           <w:szCs w:val="32"/>
           <w:u w:val="single"/>
         </w:rPr>
-        <w:lastRenderedPageBreak/>
         <w:t xml:space="preserve">TS </w:t>
       </w:r>
       <w:r>
@@ -5464,6 +5258,7 @@
                 <w:sz w:val="32"/>
                 <w:szCs w:val="32"/>
               </w:rPr>
+              <w:lastRenderedPageBreak/>
               <w:t>Section, Paragraph</w:t>
             </w:r>
           </w:p>
@@ -7168,7 +6963,6 @@
                 <w:szCs w:val="32"/>
                 <w:lang w:val="en-IN" w:eastAsia="en-IN" w:bidi="ml-IN"/>
               </w:rPr>
-              <w:lastRenderedPageBreak/>
               <w:t>T.S.1.3.9.2</w:t>
             </w:r>
             <w:r>
@@ -7702,6 +7496,7 @@
           <w:szCs w:val="32"/>
           <w:u w:val="single"/>
         </w:rPr>
+        <w:lastRenderedPageBreak/>
         <w:t xml:space="preserve">TS </w:t>
       </w:r>
       <w:r>

--- a/TS-Kramam/TS-1.3/TS 1.3 Sanskrit Krama Paatam Corrections.docx
+++ b/TS-Kramam/TS-1.3/TS 1.3 Sanskrit Krama Paatam Corrections.docx
@@ -112,7 +112,27 @@
           <w:szCs w:val="32"/>
           <w:u w:val="single"/>
         </w:rPr>
-        <w:t>31st Jan 2026</w:t>
+        <w:t xml:space="preserve">31st </w:t>
+      </w:r>
+      <w:r>
+        <w:rPr>
+          <w:b/>
+          <w:bCs/>
+          <w:sz w:val="32"/>
+          <w:szCs w:val="32"/>
+          <w:u w:val="single"/>
+        </w:rPr>
+        <w:t>May</w:t>
+      </w:r>
+      <w:r>
+        <w:rPr>
+          <w:b/>
+          <w:bCs/>
+          <w:sz w:val="32"/>
+          <w:szCs w:val="32"/>
+          <w:u w:val="single"/>
+        </w:rPr>
+        <w:t xml:space="preserve"> 2026</w:t>
       </w:r>
     </w:p>
     <w:p>
@@ -290,7 +310,6 @@
               <w:rPr>
                 <w:rFonts w:eastAsia="Times New Roman" w:cs="Arial"/>
                 <w:b/>
-                <w:color w:val="EE0000"/>
                 <w:sz w:val="32"/>
                 <w:szCs w:val="36"/>
                 <w:lang w:val="en-IN" w:eastAsia="en-IN" w:bidi="ml-IN"/>
@@ -300,7 +319,6 @@
               <w:rPr>
                 <w:rFonts w:eastAsia="Times New Roman" w:cs="Arial"/>
                 <w:b/>
-                <w:color w:val="EE0000"/>
                 <w:sz w:val="32"/>
                 <w:szCs w:val="36"/>
                 <w:lang w:val="en-IN" w:eastAsia="en-IN" w:bidi="ml-IN"/>
@@ -319,7 +337,6 @@
                 <w:rFonts w:cs="Arial"/>
                 <w:b/>
                 <w:bCs/>
-                <w:color w:val="EE0000"/>
                 <w:sz w:val="32"/>
                 <w:szCs w:val="40"/>
                 <w:lang w:bidi="ml-IN"/>
@@ -330,7 +347,6 @@
                 <w:rFonts w:cs="Arial"/>
                 <w:b/>
                 <w:bCs/>
-                <w:color w:val="EE0000"/>
                 <w:sz w:val="32"/>
                 <w:szCs w:val="40"/>
                 <w:lang w:bidi="ml-IN"/>
@@ -351,7 +367,6 @@
               <w:rPr>
                 <w:rFonts w:eastAsia="Times New Roman" w:cs="Arial"/>
                 <w:b/>
-                <w:color w:val="EE0000"/>
                 <w:sz w:val="32"/>
                 <w:szCs w:val="36"/>
                 <w:lang w:val="en-IN" w:eastAsia="en-IN" w:bidi="ml-IN"/>
@@ -362,7 +377,6 @@
                 <w:rFonts w:cs="Arial"/>
                 <w:b/>
                 <w:bCs/>
-                <w:color w:val="EE0000"/>
                 <w:sz w:val="32"/>
                 <w:szCs w:val="40"/>
                 <w:lang w:bidi="ml-IN"/>
@@ -384,7 +398,6 @@
               <w:spacing w:before="0" w:line="240" w:lineRule="auto"/>
               <w:rPr>
                 <w:rFonts w:ascii="BRH Malayalam Extra" w:eastAsia="Times New Roman" w:hAnsi="BRH Malayalam Extra" w:cs="BRH Malayalam Extra"/>
-                <w:color w:val="EE0000"/>
                 <w:sz w:val="40"/>
                 <w:szCs w:val="40"/>
                 <w:lang w:eastAsia="en-IN" w:bidi="ml-IN"/>
@@ -393,7 +406,6 @@
             <w:r>
               <w:rPr>
                 <w:rFonts w:ascii="BRH Devanagari Extra" w:hAnsi="BRH Devanagari Extra" w:cs="BRH Devanagari Extra"/>
-                <w:color w:val="EE0000"/>
                 <w:sz w:val="40"/>
                 <w:szCs w:val="40"/>
                 <w:lang w:bidi="ml-IN"/>
@@ -403,17 +415,15 @@
             <w:r>
               <w:rPr>
                 <w:rFonts w:ascii="BRH Malayalam Extra" w:hAnsi="BRH Malayalam Extra" w:cs="BRH Devanagari Extra"/>
-                <w:color w:val="EE0000"/>
-                <w:sz w:val="32"/>
-                <w:szCs w:val="40"/>
-                <w:lang w:bidi="ml-IN"/>
-              </w:rPr>
-              <w:t>–</w:t>
-            </w:r>
-            <w:r>
-              <w:rPr>
-                <w:rFonts w:ascii="BRH Devanagari Extra" w:hAnsi="BRH Devanagari Extra" w:cs="BRH Devanagari Extra"/>
-                <w:color w:val="EE0000"/>
+                <w:sz w:val="32"/>
+                <w:szCs w:val="40"/>
+                <w:lang w:bidi="ml-IN"/>
+              </w:rPr>
+              <w:t>–</w:t>
+            </w:r>
+            <w:r>
+              <w:rPr>
+                <w:rFonts w:ascii="BRH Devanagari Extra" w:hAnsi="BRH Devanagari Extra" w:cs="BRH Devanagari Extra"/>
                 <w:sz w:val="40"/>
                 <w:szCs w:val="40"/>
                 <w:lang w:bidi="ml-IN"/>
@@ -423,7 +433,6 @@
             <w:r>
               <w:rPr>
                 <w:rFonts w:ascii="BRH Devanagari Extra" w:hAnsi="BRH Devanagari Extra" w:cs="BRH Devanagari Extra"/>
-                <w:color w:val="EE0000"/>
                 <w:sz w:val="40"/>
                 <w:szCs w:val="40"/>
                 <w:highlight w:val="yellow"/>
@@ -434,7 +443,6 @@
             <w:r>
               <w:rPr>
                 <w:rFonts w:ascii="BRH Devanagari Extra" w:hAnsi="BRH Devanagari Extra" w:cs="BRH Devanagari Extra"/>
-                <w:color w:val="EE0000"/>
                 <w:sz w:val="40"/>
                 <w:szCs w:val="40"/>
                 <w:lang w:bidi="ml-IN"/>
@@ -444,17 +452,15 @@
             <w:r>
               <w:rPr>
                 <w:rFonts w:ascii="BRH Malayalam Extra" w:hAnsi="BRH Malayalam Extra" w:cs="BRH Devanagari Extra"/>
-                <w:color w:val="EE0000"/>
-                <w:sz w:val="32"/>
-                <w:szCs w:val="40"/>
-                <w:lang w:bidi="ml-IN"/>
-              </w:rPr>
-              <w:t>–</w:t>
-            </w:r>
-            <w:r>
-              <w:rPr>
-                <w:rFonts w:ascii="BRH Devanagari Extra" w:hAnsi="BRH Devanagari Extra" w:cs="BRH Devanagari Extra"/>
-                <w:color w:val="EE0000"/>
+                <w:sz w:val="32"/>
+                <w:szCs w:val="40"/>
+                <w:lang w:bidi="ml-IN"/>
+              </w:rPr>
+              <w:t>–</w:t>
+            </w:r>
+            <w:r>
+              <w:rPr>
+                <w:rFonts w:ascii="BRH Devanagari Extra" w:hAnsi="BRH Devanagari Extra" w:cs="BRH Devanagari Extra"/>
                 <w:sz w:val="40"/>
                 <w:szCs w:val="40"/>
                 <w:lang w:bidi="ml-IN"/>
@@ -476,7 +482,6 @@
               <w:spacing w:before="0" w:line="240" w:lineRule="auto"/>
               <w:rPr>
                 <w:rFonts w:ascii="BRH Malayalam Extra" w:eastAsia="Times New Roman" w:hAnsi="BRH Malayalam Extra" w:cs="BRH Malayalam Extra"/>
-                <w:color w:val="EE0000"/>
                 <w:sz w:val="40"/>
                 <w:szCs w:val="40"/>
                 <w:lang w:eastAsia="en-IN" w:bidi="ml-IN"/>
@@ -485,7 +490,6 @@
             <w:r>
               <w:rPr>
                 <w:rFonts w:ascii="BRH Devanagari Extra" w:hAnsi="BRH Devanagari Extra" w:cs="BRH Devanagari Extra"/>
-                <w:color w:val="EE0000"/>
                 <w:sz w:val="40"/>
                 <w:szCs w:val="40"/>
                 <w:lang w:bidi="ml-IN"/>
@@ -495,17 +499,15 @@
             <w:r>
               <w:rPr>
                 <w:rFonts w:ascii="BRH Malayalam Extra" w:hAnsi="BRH Malayalam Extra" w:cs="BRH Devanagari Extra"/>
-                <w:color w:val="EE0000"/>
-                <w:sz w:val="32"/>
-                <w:szCs w:val="40"/>
-                <w:lang w:bidi="ml-IN"/>
-              </w:rPr>
-              <w:t>–</w:t>
-            </w:r>
-            <w:r>
-              <w:rPr>
-                <w:rFonts w:ascii="BRH Devanagari Extra" w:hAnsi="BRH Devanagari Extra" w:cs="BRH Devanagari Extra"/>
-                <w:color w:val="EE0000"/>
+                <w:sz w:val="32"/>
+                <w:szCs w:val="40"/>
+                <w:lang w:bidi="ml-IN"/>
+              </w:rPr>
+              <w:t>–</w:t>
+            </w:r>
+            <w:r>
+              <w:rPr>
+                <w:rFonts w:ascii="BRH Devanagari Extra" w:hAnsi="BRH Devanagari Extra" w:cs="BRH Devanagari Extra"/>
                 <w:sz w:val="40"/>
                 <w:szCs w:val="40"/>
                 <w:lang w:bidi="ml-IN"/>
@@ -515,7 +517,6 @@
             <w:r>
               <w:rPr>
                 <w:rFonts w:ascii="BRH Devanagari Extra" w:hAnsi="BRH Devanagari Extra" w:cs="BRH Devanagari Extra"/>
-                <w:color w:val="EE0000"/>
                 <w:sz w:val="40"/>
                 <w:szCs w:val="40"/>
                 <w:highlight w:val="green"/>
@@ -526,7 +527,6 @@
             <w:r>
               <w:rPr>
                 <w:rFonts w:ascii="BRH Devanagari Extra" w:hAnsi="BRH Devanagari Extra" w:cs="BRH Devanagari Extra"/>
-                <w:color w:val="EE0000"/>
                 <w:sz w:val="40"/>
                 <w:szCs w:val="40"/>
                 <w:lang w:bidi="ml-IN"/>
@@ -536,17 +536,15 @@
             <w:r>
               <w:rPr>
                 <w:rFonts w:ascii="BRH Malayalam Extra" w:hAnsi="BRH Malayalam Extra" w:cs="BRH Devanagari Extra"/>
-                <w:color w:val="EE0000"/>
-                <w:sz w:val="32"/>
-                <w:szCs w:val="40"/>
-                <w:lang w:bidi="ml-IN"/>
-              </w:rPr>
-              <w:t>–</w:t>
-            </w:r>
-            <w:r>
-              <w:rPr>
-                <w:rFonts w:ascii="BRH Devanagari Extra" w:hAnsi="BRH Devanagari Extra" w:cs="BRH Devanagari Extra"/>
-                <w:color w:val="EE0000"/>
+                <w:sz w:val="32"/>
+                <w:szCs w:val="40"/>
+                <w:lang w:bidi="ml-IN"/>
+              </w:rPr>
+              <w:t>–</w:t>
+            </w:r>
+            <w:r>
+              <w:rPr>
+                <w:rFonts w:ascii="BRH Devanagari Extra" w:hAnsi="BRH Devanagari Extra" w:cs="BRH Devanagari Extra"/>
                 <w:sz w:val="40"/>
                 <w:szCs w:val="40"/>
                 <w:lang w:bidi="ml-IN"/>
@@ -1361,7 +1359,9 @@
           <w:u w:val="single"/>
         </w:rPr>
       </w:pPr>
-      <w:r>
+    </w:p>
+    <w:p>
+      <w:pPr>
         <w:rPr>
           <w:b/>
           <w:bCs/>
@@ -1369,6 +1369,27 @@
           <w:szCs w:val="32"/>
           <w:u w:val="single"/>
         </w:rPr>
+      </w:pPr>
+    </w:p>
+    <w:p>
+      <w:pPr>
+        <w:rPr>
+          <w:b/>
+          <w:bCs/>
+          <w:sz w:val="32"/>
+          <w:szCs w:val="32"/>
+          <w:u w:val="single"/>
+        </w:rPr>
+      </w:pPr>
+      <w:r>
+        <w:rPr>
+          <w:b/>
+          <w:bCs/>
+          <w:sz w:val="32"/>
+          <w:szCs w:val="32"/>
+          <w:u w:val="single"/>
+        </w:rPr>
+        <w:lastRenderedPageBreak/>
         <w:t xml:space="preserve">TS </w:t>
       </w:r>
       <w:r>
@@ -1512,7 +1533,6 @@
                 <w:sz w:val="32"/>
                 <w:szCs w:val="32"/>
               </w:rPr>
-              <w:lastRenderedPageBreak/>
               <w:t>Section, Paragraph</w:t>
             </w:r>
           </w:p>
@@ -3011,7 +3031,9 @@
           <w:u w:val="single"/>
         </w:rPr>
       </w:pPr>
-      <w:r>
+    </w:p>
+    <w:p>
+      <w:pPr>
         <w:rPr>
           <w:b/>
           <w:bCs/>
@@ -3019,6 +3041,16 @@
           <w:szCs w:val="32"/>
           <w:u w:val="single"/>
         </w:rPr>
+      </w:pPr>
+      <w:r>
+        <w:rPr>
+          <w:b/>
+          <w:bCs/>
+          <w:sz w:val="32"/>
+          <w:szCs w:val="32"/>
+          <w:u w:val="single"/>
+        </w:rPr>
+        <w:lastRenderedPageBreak/>
         <w:t xml:space="preserve">TS </w:t>
       </w:r>
       <w:r>
@@ -3163,7 +3195,6 @@
                 <w:sz w:val="32"/>
                 <w:szCs w:val="32"/>
               </w:rPr>
-              <w:lastRenderedPageBreak/>
               <w:t>Reference</w:t>
             </w:r>
           </w:p>
@@ -3186,7 +3217,6 @@
                 <w:sz w:val="32"/>
                 <w:szCs w:val="32"/>
               </w:rPr>
-              <w:lastRenderedPageBreak/>
               <w:t>As Printed</w:t>
             </w:r>
           </w:p>
@@ -5091,6 +5121,7 @@
           <w:szCs w:val="32"/>
           <w:u w:val="single"/>
         </w:rPr>
+        <w:lastRenderedPageBreak/>
         <w:t xml:space="preserve">TS </w:t>
       </w:r>
       <w:r>
@@ -5258,7 +5289,6 @@
                 <w:sz w:val="32"/>
                 <w:szCs w:val="32"/>
               </w:rPr>
-              <w:lastRenderedPageBreak/>
               <w:t>Section, Paragraph</w:t>
             </w:r>
           </w:p>
@@ -6963,6 +6993,7 @@
                 <w:szCs w:val="32"/>
                 <w:lang w:val="en-IN" w:eastAsia="en-IN" w:bidi="ml-IN"/>
               </w:rPr>
+              <w:lastRenderedPageBreak/>
               <w:t>T.S.1.3.9.2</w:t>
             </w:r>
             <w:r>
@@ -7496,7 +7527,6 @@
           <w:szCs w:val="32"/>
           <w:u w:val="single"/>
         </w:rPr>
-        <w:lastRenderedPageBreak/>
         <w:t xml:space="preserve">TS </w:t>
       </w:r>
       <w:r>
